--- a/decompilation/fixtures/formatting-test.docx
+++ b/decompilation/fixtures/formatting-test.docx
@@ -580,7 +580,7 @@
 
 <file path=word/comments.xml><?xml version="1.0" encoding="utf-8"?>
 <w:comments xmlns:wpc="http://schemas.microsoft.com/office/word/2010/wordprocessingCanvas" xmlns:cx="http://schemas.microsoft.com/office/drawing/2014/chartex" xmlns:cx1="http://schemas.microsoft.com/office/drawing/2015/9/8/chartex" xmlns:cx2="http://schemas.microsoft.com/office/drawing/2015/10/21/chartex" xmlns:cx3="http://schemas.microsoft.com/office/drawing/2016/5/9/chartex" xmlns:cx4="http://schemas.microsoft.com/office/drawing/2016/5/10/chartex" xmlns:cx5="http://schemas.microsoft.com/office/drawing/2016/5/11/chartex" xmlns:cx6="http://schemas.microsoft.com/office/drawing/2016/5/12/chartex" xmlns:cx7="http://schemas.microsoft.com/office/drawing/2016/5/13/chartex" xmlns:cx8="http://schemas.microsoft.com/office/drawing/2016/5/14/chartex" xmlns:mc="http://schemas.openxmlformats.org/markup-compatibility/2006" xmlns:aink="http://schemas.microsoft.com/office/drawing/2016/ink" xmlns:am3d="http://schemas.microsoft.com/office/drawing/2017/model3d" xmlns:o="urn:schemas-microsoft-com:office:office" xmlns:oel="http://schemas.microsoft.com/office/2019/extlst" xmlns:r="http://schemas.openxmlformats.org/officeDocument/2006/relationships" xmlns:m="http://schemas.openxmlformats.org/officeDocument/2006/math" xmlns:v="urn:schemas-microsoft-com:vml" xmlns:wp14="http://schemas.microsoft.com/office/word/2010/wordprocessingDrawing" xmlns:wp="http://schemas.openxmlformats.org/drawingml/2006/wordprocessingDrawing" xmlns:w10="urn:schemas-microsoft-com:office:word" xmlns:w="http://schemas.openxmlformats.org/wordprocessingml/2006/main" xmlns:w14="http://schemas.microsoft.com/office/word/2010/wordml" xmlns:w15="http://schemas.microsoft.com/office/word/2012/wordml" xmlns:w16cex="http://schemas.microsoft.com/office/word/2018/wordml/cex" xmlns:w16cid="http://schemas.microsoft.com/office/word/2016/wordml/cid" xmlns:w16="http://schemas.microsoft.com/office/word/2018/wordml" xmlns:w16du="http://schemas.microsoft.com/office/word/2023/wordml/word16du" xmlns:w16sdtdh="http://schemas.microsoft.com/office/word/2020/wordml/sdtdatahash" xmlns:w16sdtfl="http://schemas.microsoft.com/office/word/2024/wordml/sdtformatlock" xmlns:w16se="http://schemas.microsoft.com/office/word/2015/wordml/symex" xmlns:wpg="http://schemas.microsoft.com/office/word/2010/wordprocessingGroup" xmlns:wpi="http://schemas.microsoft.com/office/word/2010/wordprocessingInk" xmlns:wne="http://schemas.microsoft.com/office/word/2006/wordml" xmlns:wps="http://schemas.microsoft.com/office/word/2010/wordprocessingShape" mc:Ignorable="w14 w15 w16se w16cid w16 w16cex w16sdtdh w16sdtfl w16du wp14">
-  <w:comment w:id="0" w:author="Suleiman Farouq" w:date="2026-10-14T06:22:00Z" w:initials="SF">
+  <w:comment w:id="0" w:author="Suleiman Farouq" w:date="2026-10-14T10:52:00Z" w:initials="SF">
     <w:p>
       <w:pPr>
         <w:pStyle w:val="CommentText"/>
@@ -601,19 +601,19 @@
 
 <file path=word/commentsExtended.xml><?xml version="1.0" encoding="utf-8"?>
 <w15:commentsEx xmlns:wpc="http://schemas.microsoft.com/office/word/2010/wordprocessingCanvas" xmlns:cx="http://schemas.microsoft.com/office/drawing/2014/chartex" xmlns:cx1="http://schemas.microsoft.com/office/drawing/2015/9/8/chartex" xmlns:cx2="http://schemas.microsoft.com/office/drawing/2015/10/21/chartex" xmlns:cx3="http://schemas.microsoft.com/office/drawing/2016/5/9/chartex" xmlns:cx4="http://schemas.microsoft.com/office/drawing/2016/5/10/chartex" xmlns:cx5="http://schemas.microsoft.com/office/drawing/2016/5/11/chartex" xmlns:cx6="http://schemas.microsoft.com/office/drawing/2016/5/12/chartex" xmlns:cx7="http://schemas.microsoft.com/office/drawing/2016/5/13/chartex" xmlns:cx8="http://schemas.microsoft.com/office/drawing/2016/5/14/chartex" xmlns:mc="http://schemas.openxmlformats.org/markup-compatibility/2006" xmlns:aink="http://schemas.microsoft.com/office/drawing/2016/ink" xmlns:am3d="http://schemas.microsoft.com/office/drawing/2017/model3d" xmlns:o="urn:schemas-microsoft-com:office:office" xmlns:oel="http://schemas.microsoft.com/office/2019/extlst" xmlns:r="http://schemas.openxmlformats.org/officeDocument/2006/relationships" xmlns:m="http://schemas.openxmlformats.org/officeDocument/2006/math" xmlns:v="urn:schemas-microsoft-com:vml" xmlns:wp14="http://schemas.microsoft.com/office/word/2010/wordprocessingDrawing" xmlns:wp="http://schemas.openxmlformats.org/drawingml/2006/wordprocessingDrawing" xmlns:w10="urn:schemas-microsoft-com:office:word" xmlns:w="http://schemas.openxmlformats.org/wordprocessingml/2006/main" xmlns:w14="http://schemas.microsoft.com/office/word/2010/wordml" xmlns:w15="http://schemas.microsoft.com/office/word/2012/wordml" xmlns:w16cex="http://schemas.microsoft.com/office/word/2018/wordml/cex" xmlns:w16cid="http://schemas.microsoft.com/office/word/2016/wordml/cid" xmlns:w16="http://schemas.microsoft.com/office/word/2018/wordml" xmlns:w16du="http://schemas.microsoft.com/office/word/2023/wordml/word16du" xmlns:w16sdtdh="http://schemas.microsoft.com/office/word/2020/wordml/sdtdatahash" xmlns:w16sdtfl="http://schemas.microsoft.com/office/word/2024/wordml/sdtformatlock" xmlns:w16se="http://schemas.microsoft.com/office/word/2015/wordml/symex" xmlns:wpg="http://schemas.microsoft.com/office/word/2010/wordprocessingGroup" xmlns:wpi="http://schemas.microsoft.com/office/word/2010/wordprocessingInk" xmlns:wne="http://schemas.microsoft.com/office/word/2006/wordml" xmlns:wps="http://schemas.microsoft.com/office/word/2010/wordprocessingShape" mc:Ignorable="w14 w15 w16se w16cid w16 w16cex w16sdtdh w16sdtfl w16du wp14">
-  <w15:commentEx w15:paraId="518E43AB" w15:done="0"/>
+  <w15:commentEx w15:paraId="03CA944A" w15:done="0"/>
 </w15:commentsEx>
 </file>
 
 <file path=word/commentsExtensible.xml><?xml version="1.0" encoding="utf-8"?>
 <w16cex:commentsExtensible xmlns:wpc="http://schemas.microsoft.com/office/word/2010/wordprocessingCanvas" xmlns:cx="http://schemas.microsoft.com/office/drawing/2014/chartex" xmlns:cx1="http://schemas.microsoft.com/office/drawing/2015/9/8/chartex" xmlns:cx2="http://schemas.microsoft.com/office/drawing/2015/10/21/chartex" xmlns:cx3="http://schemas.microsoft.com/office/drawing/2016/5/9/chartex" xmlns:cx4="http://schemas.microsoft.com/office/drawing/2016/5/10/chartex" xmlns:cx5="http://schemas.microsoft.com/office/drawing/2016/5/11/chartex" xmlns:cx6="http://schemas.microsoft.com/office/drawing/2016/5/12/chartex" xmlns:cx7="http://schemas.microsoft.com/office/drawing/2016/5/13/chartex" xmlns:cx8="http://schemas.microsoft.com/office/drawing/2016/5/14/chartex" xmlns:cr="http://schemas.microsoft.com/office/comments/2020/reactions" xmlns:mc="http://schemas.openxmlformats.org/markup-compatibility/2006" xmlns:aink="http://schemas.microsoft.com/office/drawing/2016/ink" xmlns:am3d="http://schemas.microsoft.com/office/drawing/2017/model3d" xmlns:o="urn:schemas-microsoft-com:office:office" xmlns:oel="http://schemas.microsoft.com/office/2019/extlst" xmlns:r="http://schemas.openxmlformats.org/officeDocument/2006/relationships" xmlns:m="http://schemas.openxmlformats.org/officeDocument/2006/math" xmlns:v="urn:schemas-microsoft-com:vml" xmlns:wp14="http://schemas.microsoft.com/office/word/2010/wordprocessingDrawing" xmlns:wp="http://schemas.openxmlformats.org/drawingml/2006/wordprocessingDrawing" xmlns:w10="urn:schemas-microsoft-com:office:word" xmlns:w="http://schemas.openxmlformats.org/wordprocessingml/2006/main" xmlns:w14="http://schemas.microsoft.com/office/word/2010/wordml" xmlns:w15="http://schemas.microsoft.com/office/word/2012/wordml" xmlns:w16cex="http://schemas.microsoft.com/office/word/2018/wordml/cex" xmlns:w16cid="http://schemas.microsoft.com/office/word/2016/wordml/cid" xmlns:w16="http://schemas.microsoft.com/office/word/2018/wordml" xmlns:w16du="http://schemas.microsoft.com/office/word/2023/wordml/word16du" xmlns:w16sdtdh="http://schemas.microsoft.com/office/word/2020/wordml/sdtdatahash" xmlns:w16sdtfl="http://schemas.microsoft.com/office/word/2024/wordml/sdtformatlock" xmlns:w16se="http://schemas.microsoft.com/office/word/2015/wordml/symex" xmlns:wpg="http://schemas.microsoft.com/office/word/2010/wordprocessingGroup" xmlns:wpi="http://schemas.microsoft.com/office/word/2010/wordprocessingInk" xmlns:wne="http://schemas.microsoft.com/office/word/2006/wordml" xmlns:wps="http://schemas.microsoft.com/office/word/2010/wordprocessingShape" mc:Ignorable="w14 w15 w16se w16cid w16 w16cex w16sdtdh w16sdtfl cr w16du wp14">
-  <w16cex:commentExtensible w16cex:durableId="6B5EE9E0" w16cex:dateUtc="2026-10-14T05:22:00Z"/>
+  <w16cex:commentExtensible w16cex:durableId="2A37A63D" w16cex:dateUtc="2026-10-14T09:52:00Z"/>
 </w16cex:commentsExtensible>
 </file>
 
 <file path=word/commentsIds.xml><?xml version="1.0" encoding="utf-8"?>
 <w16cid:commentsIds xmlns:wpc="http://schemas.microsoft.com/office/word/2010/wordprocessingCanvas" xmlns:cx="http://schemas.microsoft.com/office/drawing/2014/chartex" xmlns:cx1="http://schemas.microsoft.com/office/drawing/2015/9/8/chartex" xmlns:cx2="http://schemas.microsoft.com/office/drawing/2015/10/21/chartex" xmlns:cx3="http://schemas.microsoft.com/office/drawing/2016/5/9/chartex" xmlns:cx4="http://schemas.microsoft.com/office/drawing/2016/5/10/chartex" xmlns:cx5="http://schemas.microsoft.com/office/drawing/2016/5/11/chartex" xmlns:cx6="http://schemas.microsoft.com/office/drawing/2016/5/12/chartex" xmlns:cx7="http://schemas.microsoft.com/office/drawing/2016/5/13/chartex" xmlns:cx8="http://schemas.microsoft.com/office/drawing/2016/5/14/chartex" xmlns:mc="http://schemas.openxmlformats.org/markup-compatibility/2006" xmlns:aink="http://schemas.microsoft.com/office/drawing/2016/ink" xmlns:am3d="http://schemas.microsoft.com/office/drawing/2017/model3d" xmlns:o="urn:schemas-microsoft-com:office:office" xmlns:oel="http://schemas.microsoft.com/office/2019/extlst" xmlns:r="http://schemas.openxmlformats.org/officeDocument/2006/relationships" xmlns:m="http://schemas.openxmlformats.org/officeDocument/2006/math" xmlns:v="urn:schemas-microsoft-com:vml" xmlns:wp14="http://schemas.microsoft.com/office/word/2010/wordprocessingDrawing" xmlns:wp="http://schemas.openxmlformats.org/drawingml/2006/wordprocessingDrawing" xmlns:w10="urn:schemas-microsoft-com:office:word" xmlns:w="http://schemas.openxmlformats.org/wordprocessingml/2006/main" xmlns:w14="http://schemas.microsoft.com/office/word/2010/wordml" xmlns:w15="http://schemas.microsoft.com/office/word/2012/wordml" xmlns:w16cex="http://schemas.microsoft.com/office/word/2018/wordml/cex" xmlns:w16cid="http://schemas.microsoft.com/office/word/2016/wordml/cid" xmlns:w16="http://schemas.microsoft.com/office/word/2018/wordml" xmlns:w16du="http://schemas.microsoft.com/office/word/2023/wordml/word16du" xmlns:w16sdtdh="http://schemas.microsoft.com/office/word/2020/wordml/sdtdatahash" xmlns:w16sdtfl="http://schemas.microsoft.com/office/word/2024/wordml/sdtformatlock" xmlns:w16se="http://schemas.microsoft.com/office/word/2015/wordml/symex" xmlns:wpg="http://schemas.microsoft.com/office/word/2010/wordprocessingGroup" xmlns:wpi="http://schemas.microsoft.com/office/word/2010/wordprocessingInk" xmlns:wne="http://schemas.microsoft.com/office/word/2006/wordml" xmlns:wps="http://schemas.microsoft.com/office/word/2010/wordprocessingShape" mc:Ignorable="w14 w15 w16se w16cid w16 w16cex w16sdtdh w16sdtfl w16du wp14">
-  <w16cid:commentId w16cid:paraId="518E43AB" w16cid:durableId="6B5EE9E0"/>
+  <w16cid:commentId w16cid:paraId="03CA944A" w16cid:durableId="2A37A63D"/>
 </w16cid:commentsIds>
 </file>
 
@@ -708,7 +708,7 @@
 <file path=word/numbering.xml><?xml version="1.0" encoding="utf-8"?>
 <w:numbering xmlns:wpc="http://schemas.microsoft.com/office/word/2010/wordprocessingCanvas" xmlns:cx="http://schemas.microsoft.com/office/drawing/2014/chartex" xmlns:cx1="http://schemas.microsoft.com/office/drawing/2015/9/8/chartex" xmlns:cx2="http://schemas.microsoft.com/office/drawing/2015/10/21/chartex" xmlns:cx3="http://schemas.microsoft.com/office/drawing/2016/5/9/chartex" xmlns:cx4="http://schemas.microsoft.com/office/drawing/2016/5/10/chartex" xmlns:cx5="http://schemas.microsoft.com/office/drawing/2016/5/11/chartex" xmlns:cx6="http://schemas.microsoft.com/office/drawing/2016/5/12/chartex" xmlns:cx7="http://schemas.microsoft.com/office/drawing/2016/5/13/chartex" xmlns:cx8="http://schemas.microsoft.com/office/drawing/2016/5/14/chartex" xmlns:mc="http://schemas.openxmlformats.org/markup-compatibility/2006" xmlns:aink="http://schemas.microsoft.com/office/drawing/2016/ink" xmlns:am3d="http://schemas.microsoft.com/office/drawing/2017/model3d" xmlns:o="urn:schemas-microsoft-com:office:office" xmlns:oel="http://schemas.microsoft.com/office/2019/extlst" xmlns:r="http://schemas.openxmlformats.org/officeDocument/2006/relationships" xmlns:m="http://schemas.openxmlformats.org/officeDocument/2006/math" xmlns:v="urn:schemas-microsoft-com:vml" xmlns:wp14="http://schemas.microsoft.com/office/word/2010/wordprocessingDrawing" xmlns:wp="http://schemas.openxmlformats.org/drawingml/2006/wordprocessingDrawing" xmlns:w10="urn:schemas-microsoft-com:office:word" xmlns:w="http://schemas.openxmlformats.org/wordprocessingml/2006/main" xmlns:w14="http://schemas.microsoft.com/office/word/2010/wordml" xmlns:w15="http://schemas.microsoft.com/office/word/2012/wordml" xmlns:w16cex="http://schemas.microsoft.com/office/word/2018/wordml/cex" xmlns:w16cid="http://schemas.microsoft.com/office/word/2016/wordml/cid" xmlns:w16="http://schemas.microsoft.com/office/word/2018/wordml" xmlns:w16du="http://schemas.microsoft.com/office/word/2023/wordml/word16du" xmlns:w16sdtdh="http://schemas.microsoft.com/office/word/2020/wordml/sdtdatahash" xmlns:w16sdtfl="http://schemas.microsoft.com/office/word/2024/wordml/sdtformatlock" xmlns:w16se="http://schemas.microsoft.com/office/word/2015/wordml/symex" xmlns:wpg="http://schemas.microsoft.com/office/word/2010/wordprocessingGroup" xmlns:wpi="http://schemas.microsoft.com/office/word/2010/wordprocessingInk" xmlns:wne="http://schemas.microsoft.com/office/word/2006/wordml" xmlns:wps="http://schemas.microsoft.com/office/word/2010/wordprocessingShape" mc:Ignorable="w14 w15 w16se w16cid w16 w16cex w16sdtdh w16sdtfl w16du wp14">
   <w:abstractNum w:abstractNumId="0" w15:restartNumberingAfterBreak="0">
-    <w:nsid w:val="67CF4F7B"/>
+    <w:nsid w:val="26B65A13"/>
     <w:multiLevelType w:val="singleLevel"/>
     <w:tmpl w:val="2000000F"/>
     <w:lvl w:ilvl="0">
@@ -721,7 +721,7 @@
       </w:pPr>
     </w:lvl>
   </w:abstractNum>
-  <w:num w:numId="1" w16cid:durableId="1159733105">
+  <w:num w:numId="1" w16cid:durableId="1774937842">
     <w:abstractNumId w:val="0"/>
   </w:num>
 </w:numbering>
@@ -1153,7 +1153,7 @@
     <w:link w:val="Heading1Char"/>
     <w:uiPriority w:val="9"/>
     <w:qFormat/>
-    <w:rsid w:val="00D50217"/>
+    <w:rsid w:val="0003745E"/>
     <w:pPr>
       <w:keepNext/>
       <w:keepLines/>
@@ -1176,7 +1176,7 @@
     <w:semiHidden/>
     <w:unhideWhenUsed/>
     <w:qFormat/>
-    <w:rsid w:val="00D50217"/>
+    <w:rsid w:val="0003745E"/>
     <w:pPr>
       <w:keepNext/>
       <w:keepLines/>
@@ -1199,7 +1199,7 @@
     <w:semiHidden/>
     <w:unhideWhenUsed/>
     <w:qFormat/>
-    <w:rsid w:val="00D50217"/>
+    <w:rsid w:val="0003745E"/>
     <w:pPr>
       <w:keepNext/>
       <w:keepLines/>
@@ -1221,7 +1221,7 @@
     <w:semiHidden/>
     <w:unhideWhenUsed/>
     <w:qFormat/>
-    <w:rsid w:val="00D50217"/>
+    <w:rsid w:val="0003745E"/>
     <w:pPr>
       <w:keepNext/>
       <w:keepLines/>
@@ -1244,7 +1244,7 @@
     <w:semiHidden/>
     <w:unhideWhenUsed/>
     <w:qFormat/>
-    <w:rsid w:val="00D50217"/>
+    <w:rsid w:val="0003745E"/>
     <w:pPr>
       <w:keepNext/>
       <w:keepLines/>
@@ -1265,7 +1265,7 @@
     <w:semiHidden/>
     <w:unhideWhenUsed/>
     <w:qFormat/>
-    <w:rsid w:val="00D50217"/>
+    <w:rsid w:val="0003745E"/>
     <w:pPr>
       <w:keepNext/>
       <w:keepLines/>
@@ -1288,7 +1288,7 @@
     <w:semiHidden/>
     <w:unhideWhenUsed/>
     <w:qFormat/>
-    <w:rsid w:val="00D50217"/>
+    <w:rsid w:val="0003745E"/>
     <w:pPr>
       <w:keepNext/>
       <w:keepLines/>
@@ -1309,7 +1309,7 @@
     <w:semiHidden/>
     <w:unhideWhenUsed/>
     <w:qFormat/>
-    <w:rsid w:val="00D50217"/>
+    <w:rsid w:val="0003745E"/>
     <w:pPr>
       <w:keepNext/>
       <w:keepLines/>
@@ -1332,7 +1332,7 @@
     <w:semiHidden/>
     <w:unhideWhenUsed/>
     <w:qFormat/>
-    <w:rsid w:val="00D50217"/>
+    <w:rsid w:val="0003745E"/>
     <w:pPr>
       <w:keepNext/>
       <w:keepLines/>
@@ -1382,7 +1382,7 @@
     <w:basedOn w:val="DefaultParagraphFont"/>
     <w:link w:val="Heading1"/>
     <w:uiPriority w:val="9"/>
-    <w:rsid w:val="00D50217"/>
+    <w:rsid w:val="0003745E"/>
     <w:rPr>
       <w:rFonts w:asciiTheme="majorHAnsi" w:eastAsiaTheme="majorEastAsia" w:hAnsiTheme="majorHAnsi" w:cstheme="majorBidi"/>
       <w:color w:val="0F4761" w:themeColor="accent1" w:themeShade="BF"/>
@@ -1399,7 +1399,7 @@
     <w:link w:val="Heading2"/>
     <w:uiPriority w:val="9"/>
     <w:semiHidden/>
-    <w:rsid w:val="00D50217"/>
+    <w:rsid w:val="0003745E"/>
     <w:rPr>
       <w:rFonts w:asciiTheme="majorHAnsi" w:eastAsiaTheme="majorEastAsia" w:hAnsiTheme="majorHAnsi" w:cstheme="majorBidi"/>
       <w:color w:val="0F4761" w:themeColor="accent1" w:themeShade="BF"/>
@@ -1416,7 +1416,7 @@
     <w:link w:val="Heading3"/>
     <w:uiPriority w:val="9"/>
     <w:semiHidden/>
-    <w:rsid w:val="00D50217"/>
+    <w:rsid w:val="0003745E"/>
     <w:rPr>
       <w:rFonts w:eastAsiaTheme="majorEastAsia" w:cstheme="majorBidi"/>
       <w:color w:val="0F4761" w:themeColor="accent1" w:themeShade="BF"/>
@@ -1433,7 +1433,7 @@
     <w:link w:val="Heading4"/>
     <w:uiPriority w:val="9"/>
     <w:semiHidden/>
-    <w:rsid w:val="00D50217"/>
+    <w:rsid w:val="0003745E"/>
     <w:rPr>
       <w:rFonts w:eastAsiaTheme="majorEastAsia" w:cstheme="majorBidi"/>
       <w:i/>
@@ -1452,7 +1452,7 @@
     <w:link w:val="Heading5"/>
     <w:uiPriority w:val="9"/>
     <w:semiHidden/>
-    <w:rsid w:val="00D50217"/>
+    <w:rsid w:val="0003745E"/>
     <w:rPr>
       <w:rFonts w:eastAsiaTheme="majorEastAsia" w:cstheme="majorBidi"/>
       <w:color w:val="0F4761" w:themeColor="accent1" w:themeShade="BF"/>
@@ -1469,7 +1469,7 @@
     <w:link w:val="Heading6"/>
     <w:uiPriority w:val="9"/>
     <w:semiHidden/>
-    <w:rsid w:val="00D50217"/>
+    <w:rsid w:val="0003745E"/>
     <w:rPr>
       <w:rFonts w:eastAsiaTheme="majorEastAsia" w:cstheme="majorBidi"/>
       <w:i/>
@@ -1488,7 +1488,7 @@
     <w:link w:val="Heading7"/>
     <w:uiPriority w:val="9"/>
     <w:semiHidden/>
-    <w:rsid w:val="00D50217"/>
+    <w:rsid w:val="0003745E"/>
     <w:rPr>
       <w:rFonts w:eastAsiaTheme="majorEastAsia" w:cstheme="majorBidi"/>
       <w:color w:val="595959" w:themeColor="text1" w:themeTint="A6"/>
@@ -1505,7 +1505,7 @@
     <w:link w:val="Heading8"/>
     <w:uiPriority w:val="9"/>
     <w:semiHidden/>
-    <w:rsid w:val="00D50217"/>
+    <w:rsid w:val="0003745E"/>
     <w:rPr>
       <w:rFonts w:eastAsiaTheme="majorEastAsia" w:cstheme="majorBidi"/>
       <w:i/>
@@ -1524,7 +1524,7 @@
     <w:link w:val="Heading9"/>
     <w:uiPriority w:val="9"/>
     <w:semiHidden/>
-    <w:rsid w:val="00D50217"/>
+    <w:rsid w:val="0003745E"/>
     <w:rPr>
       <w:rFonts w:eastAsiaTheme="majorEastAsia" w:cstheme="majorBidi"/>
       <w:color w:val="272727" w:themeColor="text1" w:themeTint="D8"/>
@@ -1542,7 +1542,7 @@
     <w:link w:val="TitleChar"/>
     <w:uiPriority w:val="10"/>
     <w:qFormat/>
-    <w:rsid w:val="00D50217"/>
+    <w:rsid w:val="0003745E"/>
     <w:pPr>
       <w:spacing w:after="80" w:line="240" w:lineRule="auto"/>
       <w:contextualSpacing/>
@@ -1560,7 +1560,7 @@
     <w:basedOn w:val="DefaultParagraphFont"/>
     <w:link w:val="Title"/>
     <w:uiPriority w:val="10"/>
-    <w:rsid w:val="00D50217"/>
+    <w:rsid w:val="0003745E"/>
     <w:rPr>
       <w:rFonts w:asciiTheme="majorHAnsi" w:eastAsiaTheme="majorEastAsia" w:hAnsiTheme="majorHAnsi" w:cstheme="majorBidi"/>
       <w:spacing w:val="-10"/>
@@ -1578,7 +1578,7 @@
     <w:link w:val="SubtitleChar"/>
     <w:uiPriority w:val="11"/>
     <w:qFormat/>
-    <w:rsid w:val="00D50217"/>
+    <w:rsid w:val="0003745E"/>
     <w:pPr>
       <w:numPr>
         <w:ilvl w:val="1"/>
@@ -1596,7 +1596,7 @@
     <w:basedOn w:val="DefaultParagraphFont"/>
     <w:link w:val="Subtitle"/>
     <w:uiPriority w:val="11"/>
-    <w:rsid w:val="00D50217"/>
+    <w:rsid w:val="0003745E"/>
     <w:rPr>
       <w:rFonts w:eastAsiaTheme="majorEastAsia" w:cstheme="majorBidi"/>
       <w:color w:val="595959" w:themeColor="text1" w:themeTint="A6"/>
@@ -1615,7 +1615,7 @@
     <w:link w:val="QuoteChar"/>
     <w:uiPriority w:val="29"/>
     <w:qFormat/>
-    <w:rsid w:val="00D50217"/>
+    <w:rsid w:val="0003745E"/>
     <w:pPr>
       <w:spacing w:before="160"/>
       <w:jc w:val="center"/>
@@ -1631,7 +1631,7 @@
     <w:basedOn w:val="DefaultParagraphFont"/>
     <w:link w:val="Quote"/>
     <w:uiPriority w:val="29"/>
-    <w:rsid w:val="00D50217"/>
+    <w:rsid w:val="0003745E"/>
     <w:rPr>
       <w:rFonts w:ascii="Segoe UI" w:hAnsi="Segoe UI" w:cs="Times New Roman"/>
       <w:i/>
@@ -1649,7 +1649,7 @@
     <w:basedOn w:val="DefaultParagraphFont"/>
     <w:uiPriority w:val="21"/>
     <w:qFormat/>
-    <w:rsid w:val="00D50217"/>
+    <w:rsid w:val="0003745E"/>
     <w:rPr>
       <w:i/>
       <w:iCs/>
@@ -1663,7 +1663,7 @@
     <w:link w:val="IntenseQuoteChar"/>
     <w:uiPriority w:val="30"/>
     <w:qFormat/>
-    <w:rsid w:val="00D50217"/>
+    <w:rsid w:val="0003745E"/>
     <w:pPr>
       <w:pBdr>
         <w:top w:val="single" w:sz="4" w:space="10" w:color="0F4761" w:themeColor="accent1" w:themeShade="BF"/>
@@ -1684,7 +1684,7 @@
     <w:basedOn w:val="DefaultParagraphFont"/>
     <w:link w:val="IntenseQuote"/>
     <w:uiPriority w:val="30"/>
-    <w:rsid w:val="00D50217"/>
+    <w:rsid w:val="0003745E"/>
     <w:rPr>
       <w:rFonts w:ascii="Segoe UI" w:hAnsi="Segoe UI" w:cs="Times New Roman"/>
       <w:i/>
@@ -1702,7 +1702,7 @@
     <w:basedOn w:val="DefaultParagraphFont"/>
     <w:uiPriority w:val="32"/>
     <w:qFormat/>
-    <w:rsid w:val="00D50217"/>
+    <w:rsid w:val="0003745E"/>
     <w:rPr>
       <w:b/>
       <w:bCs/>
@@ -1718,7 +1718,7 @@
     <w:uiPriority w:val="99"/>
     <w:semiHidden/>
     <w:unhideWhenUsed/>
-    <w:rsid w:val="00D50217"/>
+    <w:rsid w:val="0003745E"/>
     <w:pPr>
       <w:spacing w:after="0" w:line="240" w:lineRule="auto"/>
     </w:pPr>
@@ -1732,7 +1732,7 @@
     <w:link w:val="FootnoteText"/>
     <w:uiPriority w:val="99"/>
     <w:semiHidden/>
-    <w:rsid w:val="00D50217"/>
+    <w:rsid w:val="0003745E"/>
     <w:rPr>
       <w:rFonts w:ascii="Segoe UI" w:hAnsi="Segoe UI" w:cs="Times New Roman"/>
       <w:kern w:val="0"/>
@@ -1748,7 +1748,7 @@
     <w:uiPriority w:val="99"/>
     <w:semiHidden/>
     <w:unhideWhenUsed/>
-    <w:rsid w:val="00D50217"/>
+    <w:rsid w:val="0003745E"/>
     <w:rPr>
       <w:vertAlign w:val="superscript"/>
     </w:rPr>
@@ -1760,7 +1760,7 @@
     <w:uiPriority w:val="99"/>
     <w:semiHidden/>
     <w:unhideWhenUsed/>
-    <w:rsid w:val="00D50217"/>
+    <w:rsid w:val="0003745E"/>
     <w:pPr>
       <w:spacing w:after="0" w:line="240" w:lineRule="auto"/>
     </w:pPr>
@@ -1774,7 +1774,7 @@
     <w:link w:val="EndnoteText"/>
     <w:uiPriority w:val="99"/>
     <w:semiHidden/>
-    <w:rsid w:val="00D50217"/>
+    <w:rsid w:val="0003745E"/>
     <w:rPr>
       <w:rFonts w:ascii="Segoe UI" w:hAnsi="Segoe UI" w:cs="Times New Roman"/>
       <w:kern w:val="0"/>
@@ -1790,7 +1790,7 @@
     <w:uiPriority w:val="99"/>
     <w:semiHidden/>
     <w:unhideWhenUsed/>
-    <w:rsid w:val="00D50217"/>
+    <w:rsid w:val="0003745E"/>
     <w:rPr>
       <w:vertAlign w:val="superscript"/>
     </w:rPr>
@@ -1800,7 +1800,7 @@
     <w:basedOn w:val="DefaultParagraphFont"/>
     <w:uiPriority w:val="99"/>
     <w:unhideWhenUsed/>
-    <w:rsid w:val="00D50217"/>
+    <w:rsid w:val="0003745E"/>
     <w:rPr>
       <w:color w:val="467886" w:themeColor="hyperlink"/>
       <w:u w:val="single"/>
@@ -1812,7 +1812,7 @@
     <w:uiPriority w:val="99"/>
     <w:semiHidden/>
     <w:unhideWhenUsed/>
-    <w:rsid w:val="00D50217"/>
+    <w:rsid w:val="0003745E"/>
     <w:rPr>
       <w:color w:val="605E5C"/>
       <w:shd w:val="clear" w:color="auto" w:fill="E1DFDD"/>
@@ -1824,7 +1824,7 @@
     <w:uiPriority w:val="99"/>
     <w:semiHidden/>
     <w:unhideWhenUsed/>
-    <w:rsid w:val="00D50217"/>
+    <w:rsid w:val="0003745E"/>
     <w:rPr>
       <w:sz w:val="16"/>
       <w:szCs w:val="16"/>
@@ -1837,7 +1837,7 @@
     <w:uiPriority w:val="99"/>
     <w:semiHidden/>
     <w:unhideWhenUsed/>
-    <w:rsid w:val="00D50217"/>
+    <w:rsid w:val="0003745E"/>
     <w:pPr>
       <w:spacing w:line="240" w:lineRule="auto"/>
     </w:pPr>
@@ -1851,7 +1851,7 @@
     <w:link w:val="CommentText"/>
     <w:uiPriority w:val="99"/>
     <w:semiHidden/>
-    <w:rsid w:val="00D50217"/>
+    <w:rsid w:val="0003745E"/>
     <w:rPr>
       <w:rFonts w:ascii="Segoe UI" w:hAnsi="Segoe UI" w:cs="Times New Roman"/>
       <w:kern w:val="0"/>
@@ -1869,7 +1869,7 @@
     <w:uiPriority w:val="99"/>
     <w:semiHidden/>
     <w:unhideWhenUsed/>
-    <w:rsid w:val="00D50217"/>
+    <w:rsid w:val="0003745E"/>
     <w:rPr>
       <w:b/>
       <w:bCs/>
@@ -1881,7 +1881,7 @@
     <w:link w:val="CommentSubject"/>
     <w:uiPriority w:val="99"/>
     <w:semiHidden/>
-    <w:rsid w:val="00D50217"/>
+    <w:rsid w:val="0003745E"/>
     <w:rPr>
       <w:rFonts w:ascii="Segoe UI" w:hAnsi="Segoe UI" w:cs="Times New Roman"/>
       <w:b/>
